--- a/test.docx
+++ b/test.docx
@@ -12,7 +12,7 @@
         <w:rPr>
           <w:rFonts w:hint="eastAsia"/>
         </w:rPr>
-        <w:t>法国三国无双国土网上购物不过我办法发给博物馆我给</w:t>
+        <w:t>4uvfv与哦vuv</w:t>
       </w:r>
     </w:p>
     <w:sectPr>
